--- a/lessons/5-3/downloads/reveal/teacher/5.3-session-2-prerequisite-practice-b.docx
+++ b/lessons/5-3/downloads/reveal/teacher/5.3-session-2-prerequisite-practice-b.docx
@@ -15,10 +15,28 @@
         <w:rPr>
           <w:rFonts w:ascii="Avenir Next" w:hAnsi="Avenir Next" w:cs="Avenir Next" w:eastAsia="Avenir Next"/>
           <w:color w:val="1A1A1A"/>
+          <w:sz w:val="22"/>
+          <w:szCs w:val="20"/>
+        </w:rPr>
+        <w:t xml:space="preserve">Name</w:t>
+      </w:r>
+      <w:r>
+        <w:rPr>
+          <w:rFonts w:ascii="Avenir Next" w:hAnsi="Avenir Next" w:cs="Avenir Next" w:eastAsia="Avenir Next"/>
+          <w:color w:val="1A1A1A"/>
           <w:sz w:val="20"/>
           <w:szCs w:val="20"/>
         </w:rPr>
-        <w:t xml:space="preserve">Name</w:t>
+        <w:tab/>
+      </w:r>
+      <w:r>
+        <w:rPr>
+          <w:rFonts w:ascii="Avenir Next" w:hAnsi="Avenir Next" w:cs="Avenir Next" w:eastAsia="Avenir Next"/>
+          <w:color w:val="1A1A1A"/>
+          <w:sz w:val="22"/>
+          <w:szCs w:val="20"/>
+        </w:rPr>
+        <w:t xml:space="preserve">   Date</w:t>
       </w:r>
       <w:r>
         <w:rPr>
@@ -33,25 +51,7 @@
         <w:rPr>
           <w:rFonts w:ascii="Avenir Next" w:hAnsi="Avenir Next" w:cs="Avenir Next" w:eastAsia="Avenir Next"/>
           <w:color w:val="1A1A1A"/>
-          <w:sz w:val="20"/>
-          <w:szCs w:val="20"/>
-        </w:rPr>
-        <w:t xml:space="preserve">   Date</w:t>
-      </w:r>
-      <w:r>
-        <w:rPr>
-          <w:rFonts w:ascii="Avenir Next" w:hAnsi="Avenir Next" w:cs="Avenir Next" w:eastAsia="Avenir Next"/>
-          <w:color w:val="1A1A1A"/>
-          <w:sz w:val="20"/>
-          <w:szCs w:val="20"/>
-        </w:rPr>
-        <w:tab/>
-      </w:r>
-      <w:r>
-        <w:rPr>
-          <w:rFonts w:ascii="Avenir Next" w:hAnsi="Avenir Next" w:cs="Avenir Next" w:eastAsia="Avenir Next"/>
-          <w:color w:val="1A1A1A"/>
-          <w:sz w:val="20"/>
+          <w:sz w:val="22"/>
           <w:szCs w:val="20"/>
         </w:rPr>
         <w:t xml:space="preserve">   Period</w:t>
@@ -78,7 +78,7 @@
           <w:caps/>
           <w:color w:val="003A70"/>
           <w:spacing w:val="12"/>
-          <w:sz w:val="19"/>
+          <w:sz w:val="22"/>
           <w:szCs w:val="19"/>
         </w:rPr>
         <w:t xml:space="preserve">Lesson 5-3  ·  Session 2  ·  Prerequisite Practice B  ·  Skill 1 of 2</w:t>
@@ -86,6 +86,7 @@
     </w:p>
     <w:p>
       <w:pPr>
+        <w:pStyle w:val="Heading1"/>
         <w:keepNext/>
         <w:spacing w:before="0" w:after="10" w:line="240" w:lineRule="auto"/>
       </w:pPr>
@@ -111,7 +112,7 @@
         <w:rPr>
           <w:rFonts w:ascii="Avenir Next" w:hAnsi="Avenir Next" w:cs="Avenir Next" w:eastAsia="Avenir Next"/>
           <w:color w:val="5A5F66"/>
-          <w:sz w:val="17"/>
+          <w:sz w:val="22"/>
           <w:szCs w:val="17"/>
         </w:rPr>
         <w:t xml:space="preserve">Builds on Lesson 5-3 Session 1 · 6.G.A.1</w:t>
@@ -154,6 +155,7 @@
           </w:tcPr>
           <w:p>
             <w:pPr>
+              <w:pStyle w:val="Heading2"/>
               <w:spacing w:before="0" w:after="0" w:line="252" w:lineRule="auto"/>
             </w:pPr>
             <w:r>
@@ -183,7 +185,7 @@
               <w:rPr>
                 <w:rFonts w:ascii="Avenir Next" w:hAnsi="Avenir Next" w:cs="Avenir Next" w:eastAsia="Avenir Next"/>
                 <w:color w:val="1A1A1A"/>
-                <w:sz w:val="20"/>
+                <w:sz w:val="22"/>
                 <w:szCs w:val="20"/>
               </w:rPr>
               <w:t xml:space="preserve">The formula gives the same area as cutting a trapezoid into a rectangle and two triangles.</w:t>
@@ -203,6 +205,7 @@
           </w:tcPr>
           <w:p>
             <w:pPr>
+              <w:pStyle w:val="Heading2"/>
               <w:spacing w:before="0" w:after="0" w:line="252" w:lineRule="auto"/>
             </w:pPr>
             <w:r>
@@ -232,7 +235,7 @@
               <w:rPr>
                 <w:rFonts w:ascii="Avenir Next" w:hAnsi="Avenir Next" w:cs="Avenir Next" w:eastAsia="Avenir Next"/>
                 <w:color w:val="1A1A1A"/>
-                <w:sz w:val="20"/>
+                <w:sz w:val="22"/>
                 <w:szCs w:val="20"/>
               </w:rPr>
               <w:t xml:space="preserve">Find a trapezoid’s area by cutting it into a rectangle and triangles.  </w:t>
@@ -242,7 +245,7 @@
                 <w:rFonts w:ascii="Avenir Next" w:hAnsi="Avenir Next" w:cs="Avenir Next" w:eastAsia="Avenir Next"/>
                 <w:b/>
                 <w:color w:val="1A1A1A"/>
-                <w:sz w:val="20"/>
+                <w:sz w:val="22"/>
                 <w:szCs w:val="20"/>
               </w:rPr>
               <w:t xml:space="preserve">You will use it in Practice Form A, problems 3 and 7.</w:t>
@@ -253,6 +256,7 @@
     </w:tbl>
     <w:p>
       <w:pPr>
+        <w:pStyle w:val="Heading2"/>
         <w:keepNext/>
         <w:pBdr>
           <w:bottom w:val="single" w:sz="8" w:space="3" w:color="003A70"/>
@@ -268,7 +272,7 @@
           <w:b/>
           <w:color w:val="003A70"/>
           <w:spacing w:val="14"/>
-          <w:sz w:val="19"/>
+          <w:sz w:val="22"/>
           <w:szCs w:val="19"/>
         </w:rPr>
         <w:t xml:space="preserve">STEPS TO FOLLOW</w:t>
@@ -287,7 +291,7 @@
           <w:rFonts w:ascii="Avenir Next" w:hAnsi="Avenir Next" w:cs="Avenir Next" w:eastAsia="Avenir Next"/>
           <w:i/>
           <w:color w:val="5A5F66"/>
-          <w:sz w:val="17"/>
+          <w:sz w:val="22"/>
           <w:szCs w:val="17"/>
         </w:rPr>
         <w:t xml:space="preserve">use these same steps on every problem</w:t>
@@ -329,6 +333,7 @@
           </w:tcPr>
           <w:p>
             <w:pPr>
+              <w:pStyle w:val="Heading1"/>
               <w:spacing w:before="0" w:after="0" w:line="240" w:lineRule="auto"/>
               <w:jc w:val="center"/>
             </w:pPr>
@@ -357,7 +362,7 @@
               <w:rPr>
                 <w:rFonts w:ascii="Avenir Next" w:hAnsi="Avenir Next" w:cs="Avenir Next" w:eastAsia="Avenir Next"/>
                 <w:color w:val="1A1A1A"/>
-                <w:sz w:val="21"/>
+                <w:sz w:val="22"/>
                 <w:szCs w:val="21"/>
               </w:rPr>
               <w:t xml:space="preserve">Find the </w:t>
@@ -367,7 +372,7 @@
                 <w:rFonts w:ascii="Avenir Next" w:hAnsi="Avenir Next" w:cs="Avenir Next" w:eastAsia="Avenir Next"/>
                 <w:b/>
                 <w:color w:val="1A1A1A"/>
-                <w:sz w:val="21"/>
+                <w:sz w:val="22"/>
                 <w:szCs w:val="21"/>
               </w:rPr>
               <w:t xml:space="preserve">rectangle</w:t>
@@ -376,7 +381,7 @@
               <w:rPr>
                 <w:rFonts w:ascii="Avenir Next" w:hAnsi="Avenir Next" w:cs="Avenir Next" w:eastAsia="Avenir Next"/>
                 <w:color w:val="1A1A1A"/>
-                <w:sz w:val="21"/>
+                <w:sz w:val="22"/>
                 <w:szCs w:val="21"/>
               </w:rPr>
               <w:t xml:space="preserve">: short base × height.</w:t>
@@ -395,6 +400,7 @@
           </w:tcPr>
           <w:p>
             <w:pPr>
+              <w:pStyle w:val="Heading1"/>
               <w:spacing w:before="0" w:after="0" w:line="240" w:lineRule="auto"/>
               <w:jc w:val="center"/>
             </w:pPr>
@@ -423,7 +429,7 @@
               <w:rPr>
                 <w:rFonts w:ascii="Avenir Next" w:hAnsi="Avenir Next" w:cs="Avenir Next" w:eastAsia="Avenir Next"/>
                 <w:color w:val="1A1A1A"/>
-                <w:sz w:val="21"/>
+                <w:sz w:val="22"/>
                 <w:szCs w:val="21"/>
               </w:rPr>
               <w:t xml:space="preserve">Find the </w:t>
@@ -433,7 +439,7 @@
                 <w:rFonts w:ascii="Avenir Next" w:hAnsi="Avenir Next" w:cs="Avenir Next" w:eastAsia="Avenir Next"/>
                 <w:b/>
                 <w:color w:val="1A1A1A"/>
-                <w:sz w:val="21"/>
+                <w:sz w:val="22"/>
                 <w:szCs w:val="21"/>
               </w:rPr>
               <w:t xml:space="preserve">triangles</w:t>
@@ -442,7 +448,7 @@
               <w:rPr>
                 <w:rFonts w:ascii="Avenir Next" w:hAnsi="Avenir Next" w:cs="Avenir Next" w:eastAsia="Avenir Next"/>
                 <w:color w:val="1A1A1A"/>
-                <w:sz w:val="21"/>
+                <w:sz w:val="22"/>
                 <w:szCs w:val="21"/>
               </w:rPr>
               <w:t xml:space="preserve">: (long − short) × height ÷ 2.</w:t>
@@ -461,6 +467,7 @@
           </w:tcPr>
           <w:p>
             <w:pPr>
+              <w:pStyle w:val="Heading1"/>
               <w:spacing w:before="0" w:after="0" w:line="240" w:lineRule="auto"/>
               <w:jc w:val="center"/>
             </w:pPr>
@@ -490,7 +497,7 @@
                 <w:rFonts w:ascii="Avenir Next" w:hAnsi="Avenir Next" w:cs="Avenir Next" w:eastAsia="Avenir Next"/>
                 <w:b/>
                 <w:color w:val="1A1A1A"/>
-                <w:sz w:val="21"/>
+                <w:sz w:val="22"/>
                 <w:szCs w:val="21"/>
               </w:rPr>
               <w:t xml:space="preserve">Add</w:t>
@@ -499,7 +506,7 @@
               <w:rPr>
                 <w:rFonts w:ascii="Avenir Next" w:hAnsi="Avenir Next" w:cs="Avenir Next" w:eastAsia="Avenir Next"/>
                 <w:color w:val="1A1A1A"/>
-                <w:sz w:val="21"/>
+                <w:sz w:val="22"/>
                 <w:szCs w:val="21"/>
               </w:rPr>
               <w:t xml:space="preserve"> the two areas.</w:t>
@@ -510,6 +517,7 @@
     </w:tbl>
     <w:p>
       <w:pPr>
+        <w:pStyle w:val="Heading2"/>
         <w:keepNext/>
         <w:pBdr>
           <w:bottom w:val="single" w:sz="8" w:space="3" w:color="003A70"/>
@@ -525,7 +533,7 @@
           <w:b/>
           <w:color w:val="003A70"/>
           <w:spacing w:val="14"/>
-          <w:sz w:val="19"/>
+          <w:sz w:val="22"/>
           <w:szCs w:val="19"/>
         </w:rPr>
         <w:t xml:space="preserve">WATCH ME</w:t>
@@ -544,7 +552,7 @@
           <w:rFonts w:ascii="Avenir Next" w:hAnsi="Avenir Next" w:cs="Avenir Next" w:eastAsia="Avenir Next"/>
           <w:i/>
           <w:color w:val="5A5F66"/>
-          <w:sz w:val="17"/>
+          <w:sz w:val="22"/>
           <w:szCs w:val="17"/>
         </w:rPr>
         <w:t xml:space="preserve">the steps in action</w:t>
@@ -559,7 +567,7 @@
           <w:rFonts w:ascii="Avenir Next" w:hAnsi="Avenir Next" w:cs="Avenir Next" w:eastAsia="Avenir Next"/>
           <w:b/>
           <w:color w:val="1A1A1A"/>
-          <w:sz w:val="21"/>
+          <w:sz w:val="22"/>
           <w:szCs w:val="21"/>
         </w:rPr>
         <w:t xml:space="preserve">A trapezoid has bases 10 ft and 18 ft and height 6 ft. Find its area.</w:t>
@@ -578,25 +586,25 @@
           <w:rFonts w:ascii="Avenir Next" w:hAnsi="Avenir Next" w:cs="Avenir Next" w:eastAsia="Avenir Next"/>
           <w:b/>
           <w:color w:val="003A70"/>
+          <w:sz w:val="22"/>
+          <w:szCs w:val="19"/>
+        </w:rPr>
+        <w:t xml:space="preserve">Step 1</w:t>
+      </w:r>
+      <w:r>
+        <w:rPr>
+          <w:rFonts w:ascii="Avenir Next" w:hAnsi="Avenir Next" w:cs="Avenir Next" w:eastAsia="Avenir Next"/>
+          <w:color w:val="1A1A1A"/>
           <w:sz w:val="19"/>
           <w:szCs w:val="19"/>
         </w:rPr>
-        <w:t xml:space="preserve">Step 1</w:t>
-      </w:r>
-      <w:r>
-        <w:rPr>
-          <w:rFonts w:ascii="Avenir Next" w:hAnsi="Avenir Next" w:cs="Avenir Next" w:eastAsia="Avenir Next"/>
-          <w:color w:val="1A1A1A"/>
-          <w:sz w:val="19"/>
-          <w:szCs w:val="19"/>
-        </w:rPr>
         <w:tab/>
       </w:r>
       <w:r>
         <w:rPr>
           <w:rFonts w:ascii="Avenir Next" w:hAnsi="Avenir Next" w:cs="Avenir Next" w:eastAsia="Avenir Next"/>
           <w:color w:val="1A1A1A"/>
-          <w:sz w:val="21"/>
+          <w:sz w:val="22"/>
           <w:szCs w:val="21"/>
         </w:rPr>
         <w:t xml:space="preserve">10 × 6 = 60.</w:t>
@@ -615,25 +623,25 @@
           <w:rFonts w:ascii="Avenir Next" w:hAnsi="Avenir Next" w:cs="Avenir Next" w:eastAsia="Avenir Next"/>
           <w:b/>
           <w:color w:val="003A70"/>
+          <w:sz w:val="22"/>
+          <w:szCs w:val="19"/>
+        </w:rPr>
+        <w:t xml:space="preserve">Step 2</w:t>
+      </w:r>
+      <w:r>
+        <w:rPr>
+          <w:rFonts w:ascii="Avenir Next" w:hAnsi="Avenir Next" w:cs="Avenir Next" w:eastAsia="Avenir Next"/>
+          <w:color w:val="1A1A1A"/>
           <w:sz w:val="19"/>
           <w:szCs w:val="19"/>
         </w:rPr>
-        <w:t xml:space="preserve">Step 2</w:t>
-      </w:r>
-      <w:r>
-        <w:rPr>
-          <w:rFonts w:ascii="Avenir Next" w:hAnsi="Avenir Next" w:cs="Avenir Next" w:eastAsia="Avenir Next"/>
-          <w:color w:val="1A1A1A"/>
-          <w:sz w:val="19"/>
-          <w:szCs w:val="19"/>
-        </w:rPr>
         <w:tab/>
       </w:r>
       <w:r>
         <w:rPr>
           <w:rFonts w:ascii="Avenir Next" w:hAnsi="Avenir Next" w:cs="Avenir Next" w:eastAsia="Avenir Next"/>
           <w:color w:val="1A1A1A"/>
-          <w:sz w:val="21"/>
+          <w:sz w:val="22"/>
           <w:szCs w:val="21"/>
         </w:rPr>
         <w:t xml:space="preserve">(18 − 10) × 6 ÷ 2 = 24.</w:t>
@@ -652,25 +660,25 @@
           <w:rFonts w:ascii="Avenir Next" w:hAnsi="Avenir Next" w:cs="Avenir Next" w:eastAsia="Avenir Next"/>
           <w:b/>
           <w:color w:val="003A70"/>
+          <w:sz w:val="22"/>
+          <w:szCs w:val="19"/>
+        </w:rPr>
+        <w:t xml:space="preserve">Step 3</w:t>
+      </w:r>
+      <w:r>
+        <w:rPr>
+          <w:rFonts w:ascii="Avenir Next" w:hAnsi="Avenir Next" w:cs="Avenir Next" w:eastAsia="Avenir Next"/>
+          <w:color w:val="1A1A1A"/>
           <w:sz w:val="19"/>
           <w:szCs w:val="19"/>
         </w:rPr>
-        <w:t xml:space="preserve">Step 3</w:t>
-      </w:r>
-      <w:r>
-        <w:rPr>
-          <w:rFonts w:ascii="Avenir Next" w:hAnsi="Avenir Next" w:cs="Avenir Next" w:eastAsia="Avenir Next"/>
-          <w:color w:val="1A1A1A"/>
-          <w:sz w:val="19"/>
-          <w:szCs w:val="19"/>
-        </w:rPr>
         <w:tab/>
       </w:r>
       <w:r>
         <w:rPr>
           <w:rFonts w:ascii="Avenir Next" w:hAnsi="Avenir Next" w:cs="Avenir Next" w:eastAsia="Avenir Next"/>
           <w:color w:val="1A1A1A"/>
-          <w:sz w:val="21"/>
+          <w:sz w:val="22"/>
           <w:szCs w:val="21"/>
         </w:rPr>
         <w:t xml:space="preserve">60 + 24 = 84.</w:t>
@@ -689,18 +697,18 @@
           <w:rFonts w:ascii="Avenir Next" w:hAnsi="Avenir Next" w:cs="Avenir Next" w:eastAsia="Avenir Next"/>
           <w:b/>
           <w:color w:val="1A1A1A"/>
+          <w:sz w:val="22"/>
+          <w:szCs w:val="21"/>
+        </w:rPr>
+        <w:t xml:space="preserve">Answer</w:t>
+      </w:r>
+      <w:r>
+        <w:rPr>
+          <w:rFonts w:ascii="Avenir Next" w:hAnsi="Avenir Next" w:cs="Avenir Next" w:eastAsia="Avenir Next"/>
+          <w:color w:val="1A1A1A"/>
           <w:sz w:val="21"/>
           <w:szCs w:val="21"/>
         </w:rPr>
-        <w:t xml:space="preserve">Answer</w:t>
-      </w:r>
-      <w:r>
-        <w:rPr>
-          <w:rFonts w:ascii="Avenir Next" w:hAnsi="Avenir Next" w:cs="Avenir Next" w:eastAsia="Avenir Next"/>
-          <w:color w:val="1A1A1A"/>
-          <w:sz w:val="21"/>
-          <w:szCs w:val="21"/>
-        </w:rPr>
         <w:tab/>
       </w:r>
       <w:r>
@@ -708,7 +716,7 @@
           <w:rFonts w:ascii="Avenir Next" w:hAnsi="Avenir Next" w:cs="Avenir Next" w:eastAsia="Avenir Next"/>
           <w:b/>
           <w:color w:val="1A1A1A"/>
-          <w:sz w:val="21"/>
+          <w:sz w:val="22"/>
           <w:szCs w:val="21"/>
         </w:rPr>
         <w:t xml:space="preserve">84 ft²</w:t>
@@ -716,6 +724,7 @@
     </w:p>
     <w:p>
       <w:pPr>
+        <w:pStyle w:val="Heading2"/>
         <w:keepNext/>
         <w:pBdr>
           <w:bottom w:val="single" w:sz="8" w:space="3" w:color="003A70"/>
@@ -731,7 +740,7 @@
           <w:b/>
           <w:color w:val="003A70"/>
           <w:spacing w:val="14"/>
-          <w:sz w:val="19"/>
+          <w:sz w:val="22"/>
           <w:szCs w:val="19"/>
         </w:rPr>
         <w:t xml:space="preserve">TRY IT WITH HELP</w:t>
@@ -750,7 +759,7 @@
           <w:rFonts w:ascii="Avenir Next" w:hAnsi="Avenir Next" w:cs="Avenir Next" w:eastAsia="Avenir Next"/>
           <w:i/>
           <w:color w:val="5A5F66"/>
-          <w:sz w:val="17"/>
+          <w:sz w:val="22"/>
           <w:szCs w:val="17"/>
         </w:rPr>
         <w:t xml:space="preserve">fill in each step</w:t>
@@ -808,25 +817,25 @@
           <w:rFonts w:ascii="Avenir Next" w:hAnsi="Avenir Next" w:cs="Avenir Next" w:eastAsia="Avenir Next"/>
           <w:b/>
           <w:color w:val="003A70"/>
+          <w:sz w:val="22"/>
+          <w:szCs w:val="18"/>
+        </w:rPr>
+        <w:t xml:space="preserve">Step 1</w:t>
+      </w:r>
+      <w:r>
+        <w:rPr>
+          <w:rFonts w:ascii="Avenir Next" w:hAnsi="Avenir Next" w:cs="Avenir Next" w:eastAsia="Avenir Next"/>
+          <w:color w:val="1A1A1A"/>
           <w:sz w:val="18"/>
           <w:szCs w:val="18"/>
         </w:rPr>
-        <w:t xml:space="preserve">Step 1</w:t>
-      </w:r>
-      <w:r>
-        <w:rPr>
-          <w:rFonts w:ascii="Avenir Next" w:hAnsi="Avenir Next" w:cs="Avenir Next" w:eastAsia="Avenir Next"/>
-          <w:color w:val="1A1A1A"/>
-          <w:sz w:val="18"/>
-          <w:szCs w:val="18"/>
-        </w:rPr>
         <w:tab/>
       </w:r>
       <w:r>
         <w:rPr>
           <w:rFonts w:ascii="Avenir Next" w:hAnsi="Avenir Next" w:cs="Avenir Next" w:eastAsia="Avenir Next"/>
           <w:color w:val="1A1A1A"/>
-          <w:sz w:val="21"/>
+          <w:sz w:val="22"/>
           <w:szCs w:val="21"/>
         </w:rPr>
         <w:t xml:space="preserve">8 × 5 = </w:t>
@@ -856,25 +865,25 @@
           <w:rFonts w:ascii="Avenir Next" w:hAnsi="Avenir Next" w:cs="Avenir Next" w:eastAsia="Avenir Next"/>
           <w:b/>
           <w:color w:val="003A70"/>
+          <w:sz w:val="22"/>
+          <w:szCs w:val="18"/>
+        </w:rPr>
+        <w:t xml:space="preserve">Step 2</w:t>
+      </w:r>
+      <w:r>
+        <w:rPr>
+          <w:rFonts w:ascii="Avenir Next" w:hAnsi="Avenir Next" w:cs="Avenir Next" w:eastAsia="Avenir Next"/>
+          <w:color w:val="1A1A1A"/>
           <w:sz w:val="18"/>
           <w:szCs w:val="18"/>
         </w:rPr>
-        <w:t xml:space="preserve">Step 2</w:t>
-      </w:r>
-      <w:r>
-        <w:rPr>
-          <w:rFonts w:ascii="Avenir Next" w:hAnsi="Avenir Next" w:cs="Avenir Next" w:eastAsia="Avenir Next"/>
-          <w:color w:val="1A1A1A"/>
-          <w:sz w:val="18"/>
-          <w:szCs w:val="18"/>
-        </w:rPr>
         <w:tab/>
       </w:r>
       <w:r>
         <w:rPr>
           <w:rFonts w:ascii="Avenir Next" w:hAnsi="Avenir Next" w:cs="Avenir Next" w:eastAsia="Avenir Next"/>
           <w:color w:val="1A1A1A"/>
-          <w:sz w:val="21"/>
+          <w:sz w:val="22"/>
           <w:szCs w:val="21"/>
         </w:rPr>
         <w:t xml:space="preserve">(12 − 8) × 5 ÷ 2 = </w:t>
@@ -904,35 +913,35 @@
           <w:rFonts w:ascii="Avenir Next" w:hAnsi="Avenir Next" w:cs="Avenir Next" w:eastAsia="Avenir Next"/>
           <w:b/>
           <w:color w:val="003A70"/>
+          <w:sz w:val="22"/>
+          <w:szCs w:val="18"/>
+        </w:rPr>
+        <w:t xml:space="preserve">Step 3</w:t>
+      </w:r>
+      <w:r>
+        <w:rPr>
+          <w:rFonts w:ascii="Avenir Next" w:hAnsi="Avenir Next" w:cs="Avenir Next" w:eastAsia="Avenir Next"/>
+          <w:color w:val="1A1A1A"/>
           <w:sz w:val="18"/>
           <w:szCs w:val="18"/>
         </w:rPr>
-        <w:t xml:space="preserve">Step 3</w:t>
-      </w:r>
-      <w:r>
-        <w:rPr>
-          <w:rFonts w:ascii="Avenir Next" w:hAnsi="Avenir Next" w:cs="Avenir Next" w:eastAsia="Avenir Next"/>
-          <w:color w:val="1A1A1A"/>
-          <w:sz w:val="18"/>
-          <w:szCs w:val="18"/>
-        </w:rPr>
         <w:tab/>
       </w:r>
       <w:r>
         <w:rPr>
           <w:rFonts w:ascii="Avenir Next" w:hAnsi="Avenir Next" w:cs="Avenir Next" w:eastAsia="Avenir Next"/>
           <w:color w:val="1A1A1A"/>
+          <w:sz w:val="22"/>
+          <w:szCs w:val="21"/>
+        </w:rPr>
+        <w:t xml:space="preserve">40 + 10 = </w:t>
+      </w:r>
+      <w:r>
+        <w:rPr>
+          <w:rFonts w:ascii="Avenir Next" w:hAnsi="Avenir Next" w:cs="Avenir Next" w:eastAsia="Avenir Next"/>
+          <w:color w:val="1A1A1A"/>
           <w:sz w:val="21"/>
           <w:szCs w:val="21"/>
-        </w:rPr>
-        <w:t xml:space="preserve">40 + 10 = </w:t>
-      </w:r>
-      <w:r>
-        <w:rPr>
-          <w:rFonts w:ascii="Avenir Next" w:hAnsi="Avenir Next" w:cs="Avenir Next" w:eastAsia="Avenir Next"/>
-          <w:color w:val="1A1A1A"/>
-          <w:sz w:val="21"/>
-          <w:szCs w:val="21"/>
           <w:u w:val="single"/>
         </w:rPr>
         <w:t xml:space="preserve">                </w:t>
@@ -941,7 +950,7 @@
         <w:rPr>
           <w:rFonts w:ascii="Avenir Next" w:hAnsi="Avenir Next" w:cs="Avenir Next" w:eastAsia="Avenir Next"/>
           <w:color w:val="1A1A1A"/>
-          <w:sz w:val="21"/>
+          <w:sz w:val="22"/>
           <w:szCs w:val="21"/>
         </w:rPr>
         <w:t xml:space="preserve"> m²</w:t>
@@ -1004,25 +1013,25 @@
           <w:rFonts w:ascii="Avenir Next" w:hAnsi="Avenir Next" w:cs="Avenir Next" w:eastAsia="Avenir Next"/>
           <w:b/>
           <w:color w:val="003A70"/>
+          <w:sz w:val="22"/>
+          <w:szCs w:val="18"/>
+        </w:rPr>
+        <w:t xml:space="preserve">Step 1</w:t>
+      </w:r>
+      <w:r>
+        <w:rPr>
+          <w:rFonts w:ascii="Avenir Next" w:hAnsi="Avenir Next" w:cs="Avenir Next" w:eastAsia="Avenir Next"/>
+          <w:color w:val="1A1A1A"/>
           <w:sz w:val="18"/>
           <w:szCs w:val="18"/>
         </w:rPr>
-        <w:t xml:space="preserve">Step 1</w:t>
-      </w:r>
-      <w:r>
-        <w:rPr>
-          <w:rFonts w:ascii="Avenir Next" w:hAnsi="Avenir Next" w:cs="Avenir Next" w:eastAsia="Avenir Next"/>
-          <w:color w:val="1A1A1A"/>
-          <w:sz w:val="18"/>
-          <w:szCs w:val="18"/>
-        </w:rPr>
         <w:tab/>
       </w:r>
       <w:r>
         <w:rPr>
           <w:rFonts w:ascii="Avenir Next" w:hAnsi="Avenir Next" w:cs="Avenir Next" w:eastAsia="Avenir Next"/>
           <w:color w:val="1A1A1A"/>
-          <w:sz w:val="21"/>
+          <w:sz w:val="22"/>
           <w:szCs w:val="21"/>
         </w:rPr>
         <w:t xml:space="preserve">6 × 4 = </w:t>
@@ -1052,25 +1061,25 @@
           <w:rFonts w:ascii="Avenir Next" w:hAnsi="Avenir Next" w:cs="Avenir Next" w:eastAsia="Avenir Next"/>
           <w:b/>
           <w:color w:val="003A70"/>
+          <w:sz w:val="22"/>
+          <w:szCs w:val="18"/>
+        </w:rPr>
+        <w:t xml:space="preserve">Step 2</w:t>
+      </w:r>
+      <w:r>
+        <w:rPr>
+          <w:rFonts w:ascii="Avenir Next" w:hAnsi="Avenir Next" w:cs="Avenir Next" w:eastAsia="Avenir Next"/>
+          <w:color w:val="1A1A1A"/>
           <w:sz w:val="18"/>
           <w:szCs w:val="18"/>
         </w:rPr>
-        <w:t xml:space="preserve">Step 2</w:t>
-      </w:r>
-      <w:r>
-        <w:rPr>
-          <w:rFonts w:ascii="Avenir Next" w:hAnsi="Avenir Next" w:cs="Avenir Next" w:eastAsia="Avenir Next"/>
-          <w:color w:val="1A1A1A"/>
-          <w:sz w:val="18"/>
-          <w:szCs w:val="18"/>
-        </w:rPr>
         <w:tab/>
       </w:r>
       <w:r>
         <w:rPr>
           <w:rFonts w:ascii="Avenir Next" w:hAnsi="Avenir Next" w:cs="Avenir Next" w:eastAsia="Avenir Next"/>
           <w:color w:val="1A1A1A"/>
-          <w:sz w:val="21"/>
+          <w:sz w:val="22"/>
           <w:szCs w:val="21"/>
         </w:rPr>
         <w:t xml:space="preserve">(14 − 6) × 4 ÷ 2 = </w:t>
@@ -1100,35 +1109,35 @@
           <w:rFonts w:ascii="Avenir Next" w:hAnsi="Avenir Next" w:cs="Avenir Next" w:eastAsia="Avenir Next"/>
           <w:b/>
           <w:color w:val="003A70"/>
+          <w:sz w:val="22"/>
+          <w:szCs w:val="18"/>
+        </w:rPr>
+        <w:t xml:space="preserve">Step 3</w:t>
+      </w:r>
+      <w:r>
+        <w:rPr>
+          <w:rFonts w:ascii="Avenir Next" w:hAnsi="Avenir Next" w:cs="Avenir Next" w:eastAsia="Avenir Next"/>
+          <w:color w:val="1A1A1A"/>
           <w:sz w:val="18"/>
           <w:szCs w:val="18"/>
         </w:rPr>
-        <w:t xml:space="preserve">Step 3</w:t>
-      </w:r>
-      <w:r>
-        <w:rPr>
-          <w:rFonts w:ascii="Avenir Next" w:hAnsi="Avenir Next" w:cs="Avenir Next" w:eastAsia="Avenir Next"/>
-          <w:color w:val="1A1A1A"/>
-          <w:sz w:val="18"/>
-          <w:szCs w:val="18"/>
-        </w:rPr>
         <w:tab/>
       </w:r>
       <w:r>
         <w:rPr>
           <w:rFonts w:ascii="Avenir Next" w:hAnsi="Avenir Next" w:cs="Avenir Next" w:eastAsia="Avenir Next"/>
           <w:color w:val="1A1A1A"/>
+          <w:sz w:val="22"/>
+          <w:szCs w:val="21"/>
+        </w:rPr>
+        <w:t xml:space="preserve">24 + 16 = </w:t>
+      </w:r>
+      <w:r>
+        <w:rPr>
+          <w:rFonts w:ascii="Avenir Next" w:hAnsi="Avenir Next" w:cs="Avenir Next" w:eastAsia="Avenir Next"/>
+          <w:color w:val="1A1A1A"/>
           <w:sz w:val="21"/>
           <w:szCs w:val="21"/>
-        </w:rPr>
-        <w:t xml:space="preserve">24 + 16 = </w:t>
-      </w:r>
-      <w:r>
-        <w:rPr>
-          <w:rFonts w:ascii="Avenir Next" w:hAnsi="Avenir Next" w:cs="Avenir Next" w:eastAsia="Avenir Next"/>
-          <w:color w:val="1A1A1A"/>
-          <w:sz w:val="21"/>
-          <w:szCs w:val="21"/>
           <w:u w:val="single"/>
         </w:rPr>
         <w:t xml:space="preserve">                </w:t>
@@ -1137,7 +1146,7 @@
         <w:rPr>
           <w:rFonts w:ascii="Avenir Next" w:hAnsi="Avenir Next" w:cs="Avenir Next" w:eastAsia="Avenir Next"/>
           <w:color w:val="1A1A1A"/>
-          <w:sz w:val="21"/>
+          <w:sz w:val="22"/>
           <w:szCs w:val="21"/>
         </w:rPr>
         <w:t xml:space="preserve"> in²</w:t>
@@ -1150,6 +1159,7 @@
     </w:p>
     <w:p>
       <w:pPr>
+        <w:pStyle w:val="Heading2"/>
         <w:keepNext/>
         <w:pBdr>
           <w:bottom w:val="single" w:sz="8" w:space="3" w:color="003A70"/>
@@ -1165,7 +1175,7 @@
           <w:b/>
           <w:color w:val="003A70"/>
           <w:spacing w:val="14"/>
-          <w:sz w:val="19"/>
+          <w:sz w:val="22"/>
           <w:szCs w:val="19"/>
         </w:rPr>
         <w:t xml:space="preserve">YOUR TURN</w:t>
@@ -1184,7 +1194,7 @@
           <w:rFonts w:ascii="Avenir Next" w:hAnsi="Avenir Next" w:cs="Avenir Next" w:eastAsia="Avenir Next"/>
           <w:i/>
           <w:color w:val="5A5F66"/>
-          <w:sz w:val="17"/>
+          <w:sz w:val="22"/>
           <w:szCs w:val="17"/>
         </w:rPr>
         <w:t xml:space="preserve">use the steps on your own</w:t>
@@ -1570,7 +1580,7 @@
       <w:pPr>
         <w:pageBreakBefore/>
         <w:keepNext/>
-        <w:spacing w:before="0" w:after="12" w:line="264" w:lineRule="auto"/>
+        <w:spacing w:before="0" w:after="12" w:line="252" w:lineRule="auto"/>
       </w:pPr>
       <w:r>
         <w:rPr>
@@ -1579,7 +1589,7 @@
           <w:caps/>
           <w:color w:val="003A70"/>
           <w:spacing w:val="12"/>
-          <w:sz w:val="19"/>
+          <w:sz w:val="22"/>
           <w:szCs w:val="19"/>
         </w:rPr>
         <w:t xml:space="preserve">Lesson 5-3  ·  Session 2  ·  Prerequisite Practice B  ·  Skill 2 of 2</w:t>
@@ -1587,6 +1597,7 @@
     </w:p>
     <w:p>
       <w:pPr>
+        <w:pStyle w:val="Heading1"/>
         <w:keepNext/>
         <w:spacing w:before="0" w:after="10" w:line="240" w:lineRule="auto"/>
       </w:pPr>
@@ -1606,13 +1617,13 @@
         <w:pBdr>
           <w:bottom w:val="single" w:sz="4" w:space="5" w:color="C9CDD2"/>
         </w:pBdr>
-        <w:spacing w:before="0" w:after="60" w:line="264" w:lineRule="auto"/>
+        <w:spacing w:before="0" w:after="60" w:line="252" w:lineRule="auto"/>
       </w:pPr>
       <w:r>
         <w:rPr>
           <w:rFonts w:ascii="Avenir Next" w:hAnsi="Avenir Next" w:cs="Avenir Next" w:eastAsia="Avenir Next"/>
           <w:color w:val="5A5F66"/>
-          <w:sz w:val="17"/>
+          <w:sz w:val="22"/>
           <w:szCs w:val="17"/>
         </w:rPr>
         <w:t xml:space="preserve">Builds on Lesson 5-2 Session 2 · 6.G.A.1</w:t>
@@ -1655,7 +1666,8 @@
           </w:tcPr>
           <w:p>
             <w:pPr>
-              <w:spacing w:before="0" w:after="0" w:line="252" w:lineRule="auto"/>
+              <w:pStyle w:val="Heading2"/>
+              <w:spacing w:before="0" w:after="0" w:line="246" w:lineRule="auto"/>
             </w:pPr>
             <w:r>
               <w:rPr>
@@ -1678,13 +1690,13 @@
           </w:tcPr>
           <w:p>
             <w:pPr>
-              <w:spacing w:before="0" w:after="0" w:line="264" w:lineRule="auto"/>
+              <w:spacing w:before="0" w:after="0" w:line="252" w:lineRule="auto"/>
             </w:pPr>
             <w:r>
               <w:rPr>
                 <w:rFonts w:ascii="Avenir Next" w:hAnsi="Avenir Next" w:cs="Avenir Next" w:eastAsia="Avenir Next"/>
                 <w:color w:val="1A1A1A"/>
-                <w:sz w:val="20"/>
+                <w:sz w:val="22"/>
                 <w:szCs w:val="20"/>
               </w:rPr>
               <w:t xml:space="preserve">A trapezoid has an area of 84 m² and a height of 7 m. You work backward to find a base.</w:t>
@@ -1704,7 +1716,8 @@
           </w:tcPr>
           <w:p>
             <w:pPr>
-              <w:spacing w:before="0" w:after="0" w:line="252" w:lineRule="auto"/>
+              <w:pStyle w:val="Heading2"/>
+              <w:spacing w:before="0" w:after="0" w:line="246" w:lineRule="auto"/>
             </w:pPr>
             <w:r>
               <w:rPr>
@@ -1727,13 +1740,13 @@
           </w:tcPr>
           <w:p>
             <w:pPr>
-              <w:spacing w:before="0" w:after="0" w:line="264" w:lineRule="auto"/>
+              <w:spacing w:before="0" w:after="0" w:line="252" w:lineRule="auto"/>
             </w:pPr>
             <w:r>
               <w:rPr>
                 <w:rFonts w:ascii="Avenir Next" w:hAnsi="Avenir Next" w:cs="Avenir Next" w:eastAsia="Avenir Next"/>
                 <w:color w:val="1A1A1A"/>
-                <w:sz w:val="20"/>
+                <w:sz w:val="22"/>
                 <w:szCs w:val="20"/>
               </w:rPr>
               <w:t xml:space="preserve">Work backward from an area: double it, divide by the height, then subtract.  </w:t>
@@ -1743,7 +1756,7 @@
                 <w:rFonts w:ascii="Avenir Next" w:hAnsi="Avenir Next" w:cs="Avenir Next" w:eastAsia="Avenir Next"/>
                 <w:b/>
                 <w:color w:val="1A1A1A"/>
-                <w:sz w:val="20"/>
+                <w:sz w:val="22"/>
                 <w:szCs w:val="20"/>
               </w:rPr>
               <w:t xml:space="preserve">You will use it in Practice Form A, problem 8.</w:t>
@@ -1754,6 +1767,7 @@
     </w:tbl>
     <w:p>
       <w:pPr>
+        <w:pStyle w:val="Heading2"/>
         <w:keepNext/>
         <w:pBdr>
           <w:bottom w:val="single" w:sz="8" w:space="3" w:color="003A70"/>
@@ -1769,7 +1783,7 @@
           <w:b/>
           <w:color w:val="003A70"/>
           <w:spacing w:val="14"/>
-          <w:sz w:val="19"/>
+          <w:sz w:val="22"/>
           <w:szCs w:val="19"/>
         </w:rPr>
         <w:t xml:space="preserve">STEPS TO FOLLOW</w:t>
@@ -1788,7 +1802,7 @@
           <w:rFonts w:ascii="Avenir Next" w:hAnsi="Avenir Next" w:cs="Avenir Next" w:eastAsia="Avenir Next"/>
           <w:i/>
           <w:color w:val="5A5F66"/>
-          <w:sz w:val="17"/>
+          <w:sz w:val="22"/>
           <w:szCs w:val="17"/>
         </w:rPr>
         <w:t xml:space="preserve">use these same steps on every problem</w:t>
@@ -1830,6 +1844,7 @@
           </w:tcPr>
           <w:p>
             <w:pPr>
+              <w:pStyle w:val="Heading1"/>
               <w:spacing w:before="0" w:after="0" w:line="240" w:lineRule="auto"/>
               <w:jc w:val="center"/>
             </w:pPr>
@@ -1852,14 +1867,14 @@
           </w:tcPr>
           <w:p>
             <w:pPr>
-              <w:spacing w:before="0" w:after="0" w:line="264" w:lineRule="auto"/>
+              <w:spacing w:before="0" w:after="0" w:line="252" w:lineRule="auto"/>
             </w:pPr>
             <w:r>
               <w:rPr>
                 <w:rFonts w:ascii="Avenir Next" w:hAnsi="Avenir Next" w:cs="Avenir Next" w:eastAsia="Avenir Next"/>
                 <w:b/>
                 <w:color w:val="1A1A1A"/>
-                <w:sz w:val="21"/>
+                <w:sz w:val="22"/>
                 <w:szCs w:val="21"/>
               </w:rPr>
               <w:t xml:space="preserve">Double</w:t>
@@ -1868,7 +1883,7 @@
               <w:rPr>
                 <w:rFonts w:ascii="Avenir Next" w:hAnsi="Avenir Next" w:cs="Avenir Next" w:eastAsia="Avenir Next"/>
                 <w:color w:val="1A1A1A"/>
-                <w:sz w:val="21"/>
+                <w:sz w:val="22"/>
                 <w:szCs w:val="21"/>
               </w:rPr>
               <w:t xml:space="preserve"> the area.</w:t>
@@ -1887,6 +1902,7 @@
           </w:tcPr>
           <w:p>
             <w:pPr>
+              <w:pStyle w:val="Heading1"/>
               <w:spacing w:before="0" w:after="0" w:line="240" w:lineRule="auto"/>
               <w:jc w:val="center"/>
             </w:pPr>
@@ -1909,14 +1925,14 @@
           </w:tcPr>
           <w:p>
             <w:pPr>
-              <w:spacing w:before="0" w:after="0" w:line="264" w:lineRule="auto"/>
+              <w:spacing w:before="0" w:after="0" w:line="252" w:lineRule="auto"/>
             </w:pPr>
             <w:r>
               <w:rPr>
                 <w:rFonts w:ascii="Avenir Next" w:hAnsi="Avenir Next" w:cs="Avenir Next" w:eastAsia="Avenir Next"/>
                 <w:b/>
                 <w:color w:val="1A1A1A"/>
-                <w:sz w:val="21"/>
+                <w:sz w:val="22"/>
                 <w:szCs w:val="21"/>
               </w:rPr>
               <w:t xml:space="preserve">Divide</w:t>
@@ -1925,7 +1941,7 @@
               <w:rPr>
                 <w:rFonts w:ascii="Avenir Next" w:hAnsi="Avenir Next" w:cs="Avenir Next" w:eastAsia="Avenir Next"/>
                 <w:color w:val="1A1A1A"/>
-                <w:sz w:val="21"/>
+                <w:sz w:val="22"/>
                 <w:szCs w:val="21"/>
               </w:rPr>
               <w:t xml:space="preserve"> by the height. That is the sum of the bases.</w:t>
@@ -1944,6 +1960,7 @@
           </w:tcPr>
           <w:p>
             <w:pPr>
+              <w:pStyle w:val="Heading1"/>
               <w:spacing w:before="0" w:after="0" w:line="240" w:lineRule="auto"/>
               <w:jc w:val="center"/>
             </w:pPr>
@@ -1966,14 +1983,14 @@
           </w:tcPr>
           <w:p>
             <w:pPr>
-              <w:spacing w:before="0" w:after="0" w:line="264" w:lineRule="auto"/>
+              <w:spacing w:before="0" w:after="0" w:line="252" w:lineRule="auto"/>
             </w:pPr>
             <w:r>
               <w:rPr>
                 <w:rFonts w:ascii="Avenir Next" w:hAnsi="Avenir Next" w:cs="Avenir Next" w:eastAsia="Avenir Next"/>
                 <w:b/>
                 <w:color w:val="1A1A1A"/>
-                <w:sz w:val="21"/>
+                <w:sz w:val="22"/>
                 <w:szCs w:val="21"/>
               </w:rPr>
               <w:t xml:space="preserve">Subtract</w:t>
@@ -1982,7 +1999,7 @@
               <w:rPr>
                 <w:rFonts w:ascii="Avenir Next" w:hAnsi="Avenir Next" w:cs="Avenir Next" w:eastAsia="Avenir Next"/>
                 <w:color w:val="1A1A1A"/>
-                <w:sz w:val="21"/>
+                <w:sz w:val="22"/>
                 <w:szCs w:val="21"/>
               </w:rPr>
               <w:t xml:space="preserve"> the base you know.</w:t>
@@ -1993,6 +2010,7 @@
     </w:tbl>
     <w:p>
       <w:pPr>
+        <w:pStyle w:val="Heading2"/>
         <w:keepNext/>
         <w:pBdr>
           <w:bottom w:val="single" w:sz="8" w:space="3" w:color="003A70"/>
@@ -2008,7 +2026,7 @@
           <w:b/>
           <w:color w:val="003A70"/>
           <w:spacing w:val="14"/>
-          <w:sz w:val="19"/>
+          <w:sz w:val="22"/>
           <w:szCs w:val="19"/>
         </w:rPr>
         <w:t xml:space="preserve">WATCH ME</w:t>
@@ -2027,7 +2045,7 @@
           <w:rFonts w:ascii="Avenir Next" w:hAnsi="Avenir Next" w:cs="Avenir Next" w:eastAsia="Avenir Next"/>
           <w:i/>
           <w:color w:val="5A5F66"/>
-          <w:sz w:val="17"/>
+          <w:sz w:val="22"/>
           <w:szCs w:val="17"/>
         </w:rPr>
         <w:t xml:space="preserve">the steps in action</w:t>
@@ -2035,14 +2053,14 @@
     </w:p>
     <w:p>
       <w:pPr>
-        <w:spacing w:before="0" w:after="40" w:line="264" w:lineRule="auto"/>
-      </w:pPr>
-      <w:r>
-        <w:rPr>
-          <w:rFonts w:ascii="Avenir Next" w:hAnsi="Avenir Next" w:cs="Avenir Next" w:eastAsia="Avenir Next"/>
-          <w:b/>
-          <w:color w:val="1A1A1A"/>
-          <w:sz w:val="21"/>
+        <w:spacing w:before="0" w:after="40" w:line="252" w:lineRule="auto"/>
+      </w:pPr>
+      <w:r>
+        <w:rPr>
+          <w:rFonts w:ascii="Avenir Next" w:hAnsi="Avenir Next" w:cs="Avenir Next" w:eastAsia="Avenir Next"/>
+          <w:b/>
+          <w:color w:val="1A1A1A"/>
+          <w:sz w:val="22"/>
           <w:szCs w:val="21"/>
         </w:rPr>
         <w:t xml:space="preserve">A trapezoid has area 60 cm² and height 5 cm. One base is 4 cm. Find the other base.</w:t>
@@ -2053,7 +2071,7 @@
         <w:tabs>
           <w:tab w:val="left" w:pos="950"/>
         </w:tabs>
-        <w:spacing w:before="0" w:after="24" w:line="256" w:lineRule="auto"/>
+        <w:spacing w:before="0" w:after="24" w:line="248" w:lineRule="auto"/>
         <w:ind w:left="950" w:hanging="950"/>
       </w:pPr>
       <w:r>
@@ -2061,25 +2079,25 @@
           <w:rFonts w:ascii="Avenir Next" w:hAnsi="Avenir Next" w:cs="Avenir Next" w:eastAsia="Avenir Next"/>
           <w:b/>
           <w:color w:val="003A70"/>
+          <w:sz w:val="22"/>
+          <w:szCs w:val="19"/>
+        </w:rPr>
+        <w:t xml:space="preserve">Step 1</w:t>
+      </w:r>
+      <w:r>
+        <w:rPr>
+          <w:rFonts w:ascii="Avenir Next" w:hAnsi="Avenir Next" w:cs="Avenir Next" w:eastAsia="Avenir Next"/>
+          <w:color w:val="1A1A1A"/>
           <w:sz w:val="19"/>
           <w:szCs w:val="19"/>
         </w:rPr>
-        <w:t xml:space="preserve">Step 1</w:t>
-      </w:r>
-      <w:r>
-        <w:rPr>
-          <w:rFonts w:ascii="Avenir Next" w:hAnsi="Avenir Next" w:cs="Avenir Next" w:eastAsia="Avenir Next"/>
-          <w:color w:val="1A1A1A"/>
-          <w:sz w:val="19"/>
-          <w:szCs w:val="19"/>
-        </w:rPr>
         <w:tab/>
       </w:r>
       <w:r>
         <w:rPr>
           <w:rFonts w:ascii="Avenir Next" w:hAnsi="Avenir Next" w:cs="Avenir Next" w:eastAsia="Avenir Next"/>
           <w:color w:val="1A1A1A"/>
-          <w:sz w:val="21"/>
+          <w:sz w:val="22"/>
           <w:szCs w:val="21"/>
         </w:rPr>
         <w:t xml:space="preserve">60 × 2 = 120.</w:t>
@@ -2090,7 +2108,7 @@
         <w:tabs>
           <w:tab w:val="left" w:pos="950"/>
         </w:tabs>
-        <w:spacing w:before="0" w:after="24" w:line="256" w:lineRule="auto"/>
+        <w:spacing w:before="0" w:after="24" w:line="248" w:lineRule="auto"/>
         <w:ind w:left="950" w:hanging="950"/>
       </w:pPr>
       <w:r>
@@ -2098,25 +2116,25 @@
           <w:rFonts w:ascii="Avenir Next" w:hAnsi="Avenir Next" w:cs="Avenir Next" w:eastAsia="Avenir Next"/>
           <w:b/>
           <w:color w:val="003A70"/>
+          <w:sz w:val="22"/>
+          <w:szCs w:val="19"/>
+        </w:rPr>
+        <w:t xml:space="preserve">Step 2</w:t>
+      </w:r>
+      <w:r>
+        <w:rPr>
+          <w:rFonts w:ascii="Avenir Next" w:hAnsi="Avenir Next" w:cs="Avenir Next" w:eastAsia="Avenir Next"/>
+          <w:color w:val="1A1A1A"/>
           <w:sz w:val="19"/>
           <w:szCs w:val="19"/>
         </w:rPr>
-        <w:t xml:space="preserve">Step 2</w:t>
-      </w:r>
-      <w:r>
-        <w:rPr>
-          <w:rFonts w:ascii="Avenir Next" w:hAnsi="Avenir Next" w:cs="Avenir Next" w:eastAsia="Avenir Next"/>
-          <w:color w:val="1A1A1A"/>
-          <w:sz w:val="19"/>
-          <w:szCs w:val="19"/>
-        </w:rPr>
         <w:tab/>
       </w:r>
       <w:r>
         <w:rPr>
           <w:rFonts w:ascii="Avenir Next" w:hAnsi="Avenir Next" w:cs="Avenir Next" w:eastAsia="Avenir Next"/>
           <w:color w:val="1A1A1A"/>
-          <w:sz w:val="21"/>
+          <w:sz w:val="22"/>
           <w:szCs w:val="21"/>
         </w:rPr>
         <w:t xml:space="preserve">120 ÷ 5 = 24.</w:t>
@@ -2127,7 +2145,7 @@
         <w:tabs>
           <w:tab w:val="left" w:pos="950"/>
         </w:tabs>
-        <w:spacing w:before="0" w:after="24" w:line="256" w:lineRule="auto"/>
+        <w:spacing w:before="0" w:after="24" w:line="248" w:lineRule="auto"/>
         <w:ind w:left="950" w:hanging="950"/>
       </w:pPr>
       <w:r>
@@ -2135,25 +2153,25 @@
           <w:rFonts w:ascii="Avenir Next" w:hAnsi="Avenir Next" w:cs="Avenir Next" w:eastAsia="Avenir Next"/>
           <w:b/>
           <w:color w:val="003A70"/>
+          <w:sz w:val="22"/>
+          <w:szCs w:val="19"/>
+        </w:rPr>
+        <w:t xml:space="preserve">Step 3</w:t>
+      </w:r>
+      <w:r>
+        <w:rPr>
+          <w:rFonts w:ascii="Avenir Next" w:hAnsi="Avenir Next" w:cs="Avenir Next" w:eastAsia="Avenir Next"/>
+          <w:color w:val="1A1A1A"/>
           <w:sz w:val="19"/>
           <w:szCs w:val="19"/>
         </w:rPr>
-        <w:t xml:space="preserve">Step 3</w:t>
-      </w:r>
-      <w:r>
-        <w:rPr>
-          <w:rFonts w:ascii="Avenir Next" w:hAnsi="Avenir Next" w:cs="Avenir Next" w:eastAsia="Avenir Next"/>
-          <w:color w:val="1A1A1A"/>
-          <w:sz w:val="19"/>
-          <w:szCs w:val="19"/>
-        </w:rPr>
         <w:tab/>
       </w:r>
       <w:r>
         <w:rPr>
           <w:rFonts w:ascii="Avenir Next" w:hAnsi="Avenir Next" w:cs="Avenir Next" w:eastAsia="Avenir Next"/>
           <w:color w:val="1A1A1A"/>
-          <w:sz w:val="21"/>
+          <w:sz w:val="22"/>
           <w:szCs w:val="21"/>
         </w:rPr>
         <w:t xml:space="preserve">24 − 4 = 20.</w:t>
@@ -2164,7 +2182,7 @@
         <w:tabs>
           <w:tab w:val="left" w:pos="950"/>
         </w:tabs>
-        <w:spacing w:before="20" w:after="0" w:line="256" w:lineRule="auto"/>
+        <w:spacing w:before="20" w:after="0" w:line="248" w:lineRule="auto"/>
         <w:ind w:left="950" w:hanging="950"/>
       </w:pPr>
       <w:r>
@@ -2172,18 +2190,18 @@
           <w:rFonts w:ascii="Avenir Next" w:hAnsi="Avenir Next" w:cs="Avenir Next" w:eastAsia="Avenir Next"/>
           <w:b/>
           <w:color w:val="1A1A1A"/>
+          <w:sz w:val="22"/>
+          <w:szCs w:val="21"/>
+        </w:rPr>
+        <w:t xml:space="preserve">Answer</w:t>
+      </w:r>
+      <w:r>
+        <w:rPr>
+          <w:rFonts w:ascii="Avenir Next" w:hAnsi="Avenir Next" w:cs="Avenir Next" w:eastAsia="Avenir Next"/>
+          <w:color w:val="1A1A1A"/>
           <w:sz w:val="21"/>
           <w:szCs w:val="21"/>
         </w:rPr>
-        <w:t xml:space="preserve">Answer</w:t>
-      </w:r>
-      <w:r>
-        <w:rPr>
-          <w:rFonts w:ascii="Avenir Next" w:hAnsi="Avenir Next" w:cs="Avenir Next" w:eastAsia="Avenir Next"/>
-          <w:color w:val="1A1A1A"/>
-          <w:sz w:val="21"/>
-          <w:szCs w:val="21"/>
-        </w:rPr>
         <w:tab/>
       </w:r>
       <w:r>
@@ -2191,7 +2209,7 @@
           <w:rFonts w:ascii="Avenir Next" w:hAnsi="Avenir Next" w:cs="Avenir Next" w:eastAsia="Avenir Next"/>
           <w:b/>
           <w:color w:val="1A1A1A"/>
-          <w:sz w:val="21"/>
+          <w:sz w:val="22"/>
           <w:szCs w:val="21"/>
         </w:rPr>
         <w:t xml:space="preserve">20 cm</w:t>
@@ -2199,6 +2217,7 @@
     </w:p>
     <w:p>
       <w:pPr>
+        <w:pStyle w:val="Heading2"/>
         <w:keepNext/>
         <w:pBdr>
           <w:bottom w:val="single" w:sz="8" w:space="3" w:color="003A70"/>
@@ -2214,7 +2233,7 @@
           <w:b/>
           <w:color w:val="003A70"/>
           <w:spacing w:val="14"/>
-          <w:sz w:val="19"/>
+          <w:sz w:val="22"/>
           <w:szCs w:val="19"/>
         </w:rPr>
         <w:t xml:space="preserve">TRY IT WITH HELP</w:t>
@@ -2233,7 +2252,7 @@
           <w:rFonts w:ascii="Avenir Next" w:hAnsi="Avenir Next" w:cs="Avenir Next" w:eastAsia="Avenir Next"/>
           <w:i/>
           <w:color w:val="5A5F66"/>
-          <w:sz w:val="17"/>
+          <w:sz w:val="22"/>
           <w:szCs w:val="17"/>
         </w:rPr>
         <w:t xml:space="preserve">fill in each step</w:t>
@@ -2245,7 +2264,7 @@
         <w:tabs>
           <w:tab w:val="left" w:pos="432"/>
         </w:tabs>
-        <w:spacing w:before="90" w:after="40" w:line="268" w:lineRule="auto"/>
+        <w:spacing w:before="90" w:after="40" w:line="254" w:lineRule="auto"/>
         <w:ind w:left="432" w:hanging="432"/>
       </w:pPr>
       <w:r>
@@ -2283,7 +2302,7 @@
         <w:tabs>
           <w:tab w:val="left" w:pos="1300"/>
         </w:tabs>
-        <w:spacing w:before="0" w:after="24" w:line="272" w:lineRule="auto"/>
+        <w:spacing w:before="0" w:after="24" w:line="256" w:lineRule="auto"/>
         <w:ind w:left="1300" w:hanging="868"/>
       </w:pPr>
       <w:r>
@@ -2291,25 +2310,25 @@
           <w:rFonts w:ascii="Avenir Next" w:hAnsi="Avenir Next" w:cs="Avenir Next" w:eastAsia="Avenir Next"/>
           <w:b/>
           <w:color w:val="003A70"/>
+          <w:sz w:val="22"/>
+          <w:szCs w:val="18"/>
+        </w:rPr>
+        <w:t xml:space="preserve">Step 1</w:t>
+      </w:r>
+      <w:r>
+        <w:rPr>
+          <w:rFonts w:ascii="Avenir Next" w:hAnsi="Avenir Next" w:cs="Avenir Next" w:eastAsia="Avenir Next"/>
+          <w:color w:val="1A1A1A"/>
           <w:sz w:val="18"/>
           <w:szCs w:val="18"/>
         </w:rPr>
-        <w:t xml:space="preserve">Step 1</w:t>
-      </w:r>
-      <w:r>
-        <w:rPr>
-          <w:rFonts w:ascii="Avenir Next" w:hAnsi="Avenir Next" w:cs="Avenir Next" w:eastAsia="Avenir Next"/>
-          <w:color w:val="1A1A1A"/>
-          <w:sz w:val="18"/>
-          <w:szCs w:val="18"/>
-        </w:rPr>
         <w:tab/>
       </w:r>
       <w:r>
         <w:rPr>
           <w:rFonts w:ascii="Avenir Next" w:hAnsi="Avenir Next" w:cs="Avenir Next" w:eastAsia="Avenir Next"/>
           <w:color w:val="1A1A1A"/>
-          <w:sz w:val="21"/>
+          <w:sz w:val="22"/>
           <w:szCs w:val="21"/>
         </w:rPr>
         <w:t xml:space="preserve">40 × 2 = </w:t>
@@ -2331,7 +2350,7 @@
         <w:tabs>
           <w:tab w:val="left" w:pos="1300"/>
         </w:tabs>
-        <w:spacing w:before="0" w:after="24" w:line="272" w:lineRule="auto"/>
+        <w:spacing w:before="0" w:after="24" w:line="256" w:lineRule="auto"/>
         <w:ind w:left="1300" w:hanging="868"/>
       </w:pPr>
       <w:r>
@@ -2339,25 +2358,25 @@
           <w:rFonts w:ascii="Avenir Next" w:hAnsi="Avenir Next" w:cs="Avenir Next" w:eastAsia="Avenir Next"/>
           <w:b/>
           <w:color w:val="003A70"/>
+          <w:sz w:val="22"/>
+          <w:szCs w:val="18"/>
+        </w:rPr>
+        <w:t xml:space="preserve">Step 2</w:t>
+      </w:r>
+      <w:r>
+        <w:rPr>
+          <w:rFonts w:ascii="Avenir Next" w:hAnsi="Avenir Next" w:cs="Avenir Next" w:eastAsia="Avenir Next"/>
+          <w:color w:val="1A1A1A"/>
           <w:sz w:val="18"/>
           <w:szCs w:val="18"/>
         </w:rPr>
-        <w:t xml:space="preserve">Step 2</w:t>
-      </w:r>
-      <w:r>
-        <w:rPr>
-          <w:rFonts w:ascii="Avenir Next" w:hAnsi="Avenir Next" w:cs="Avenir Next" w:eastAsia="Avenir Next"/>
-          <w:color w:val="1A1A1A"/>
-          <w:sz w:val="18"/>
-          <w:szCs w:val="18"/>
-        </w:rPr>
         <w:tab/>
       </w:r>
       <w:r>
         <w:rPr>
           <w:rFonts w:ascii="Avenir Next" w:hAnsi="Avenir Next" w:cs="Avenir Next" w:eastAsia="Avenir Next"/>
           <w:color w:val="1A1A1A"/>
-          <w:sz w:val="21"/>
+          <w:sz w:val="22"/>
           <w:szCs w:val="21"/>
         </w:rPr>
         <w:t xml:space="preserve">80 ÷ 4 = </w:t>
@@ -2379,7 +2398,7 @@
         <w:tabs>
           <w:tab w:val="left" w:pos="1300"/>
         </w:tabs>
-        <w:spacing w:before="0" w:after="24" w:line="272" w:lineRule="auto"/>
+        <w:spacing w:before="0" w:after="24" w:line="256" w:lineRule="auto"/>
         <w:ind w:left="1300" w:hanging="868"/>
       </w:pPr>
       <w:r>
@@ -2387,35 +2406,35 @@
           <w:rFonts w:ascii="Avenir Next" w:hAnsi="Avenir Next" w:cs="Avenir Next" w:eastAsia="Avenir Next"/>
           <w:b/>
           <w:color w:val="003A70"/>
+          <w:sz w:val="22"/>
+          <w:szCs w:val="18"/>
+        </w:rPr>
+        <w:t xml:space="preserve">Step 3</w:t>
+      </w:r>
+      <w:r>
+        <w:rPr>
+          <w:rFonts w:ascii="Avenir Next" w:hAnsi="Avenir Next" w:cs="Avenir Next" w:eastAsia="Avenir Next"/>
+          <w:color w:val="1A1A1A"/>
           <w:sz w:val="18"/>
           <w:szCs w:val="18"/>
         </w:rPr>
-        <w:t xml:space="preserve">Step 3</w:t>
-      </w:r>
-      <w:r>
-        <w:rPr>
-          <w:rFonts w:ascii="Avenir Next" w:hAnsi="Avenir Next" w:cs="Avenir Next" w:eastAsia="Avenir Next"/>
-          <w:color w:val="1A1A1A"/>
-          <w:sz w:val="18"/>
-          <w:szCs w:val="18"/>
-        </w:rPr>
         <w:tab/>
       </w:r>
       <w:r>
         <w:rPr>
           <w:rFonts w:ascii="Avenir Next" w:hAnsi="Avenir Next" w:cs="Avenir Next" w:eastAsia="Avenir Next"/>
           <w:color w:val="1A1A1A"/>
+          <w:sz w:val="22"/>
+          <w:szCs w:val="21"/>
+        </w:rPr>
+        <w:t xml:space="preserve">20 − 7 = </w:t>
+      </w:r>
+      <w:r>
+        <w:rPr>
+          <w:rFonts w:ascii="Avenir Next" w:hAnsi="Avenir Next" w:cs="Avenir Next" w:eastAsia="Avenir Next"/>
+          <w:color w:val="1A1A1A"/>
           <w:sz w:val="21"/>
           <w:szCs w:val="21"/>
-        </w:rPr>
-        <w:t xml:space="preserve">20 − 7 = </w:t>
-      </w:r>
-      <w:r>
-        <w:rPr>
-          <w:rFonts w:ascii="Avenir Next" w:hAnsi="Avenir Next" w:cs="Avenir Next" w:eastAsia="Avenir Next"/>
-          <w:color w:val="1A1A1A"/>
-          <w:sz w:val="21"/>
-          <w:szCs w:val="21"/>
           <w:u w:val="single"/>
         </w:rPr>
         <w:t xml:space="preserve">                </w:t>
@@ -2424,7 +2443,7 @@
         <w:rPr>
           <w:rFonts w:ascii="Avenir Next" w:hAnsi="Avenir Next" w:cs="Avenir Next" w:eastAsia="Avenir Next"/>
           <w:color w:val="1A1A1A"/>
-          <w:sz w:val="21"/>
+          <w:sz w:val="22"/>
           <w:szCs w:val="21"/>
         </w:rPr>
         <w:t xml:space="preserve"> m</w:t>
@@ -2441,7 +2460,7 @@
         <w:tabs>
           <w:tab w:val="left" w:pos="432"/>
         </w:tabs>
-        <w:spacing w:before="90" w:after="40" w:line="268" w:lineRule="auto"/>
+        <w:spacing w:before="90" w:after="40" w:line="254" w:lineRule="auto"/>
         <w:ind w:left="432" w:hanging="432"/>
       </w:pPr>
       <w:r>
@@ -2479,7 +2498,7 @@
         <w:tabs>
           <w:tab w:val="left" w:pos="1300"/>
         </w:tabs>
-        <w:spacing w:before="0" w:after="24" w:line="272" w:lineRule="auto"/>
+        <w:spacing w:before="0" w:after="24" w:line="256" w:lineRule="auto"/>
         <w:ind w:left="1300" w:hanging="868"/>
       </w:pPr>
       <w:r>
@@ -2487,25 +2506,25 @@
           <w:rFonts w:ascii="Avenir Next" w:hAnsi="Avenir Next" w:cs="Avenir Next" w:eastAsia="Avenir Next"/>
           <w:b/>
           <w:color w:val="003A70"/>
+          <w:sz w:val="22"/>
+          <w:szCs w:val="18"/>
+        </w:rPr>
+        <w:t xml:space="preserve">Step 1</w:t>
+      </w:r>
+      <w:r>
+        <w:rPr>
+          <w:rFonts w:ascii="Avenir Next" w:hAnsi="Avenir Next" w:cs="Avenir Next" w:eastAsia="Avenir Next"/>
+          <w:color w:val="1A1A1A"/>
           <w:sz w:val="18"/>
           <w:szCs w:val="18"/>
         </w:rPr>
-        <w:t xml:space="preserve">Step 1</w:t>
-      </w:r>
-      <w:r>
-        <w:rPr>
-          <w:rFonts w:ascii="Avenir Next" w:hAnsi="Avenir Next" w:cs="Avenir Next" w:eastAsia="Avenir Next"/>
-          <w:color w:val="1A1A1A"/>
-          <w:sz w:val="18"/>
-          <w:szCs w:val="18"/>
-        </w:rPr>
         <w:tab/>
       </w:r>
       <w:r>
         <w:rPr>
           <w:rFonts w:ascii="Avenir Next" w:hAnsi="Avenir Next" w:cs="Avenir Next" w:eastAsia="Avenir Next"/>
           <w:color w:val="1A1A1A"/>
-          <w:sz w:val="21"/>
+          <w:sz w:val="22"/>
           <w:szCs w:val="21"/>
         </w:rPr>
         <w:t xml:space="preserve">90 × 2 = </w:t>
@@ -2527,7 +2546,7 @@
         <w:tabs>
           <w:tab w:val="left" w:pos="1300"/>
         </w:tabs>
-        <w:spacing w:before="0" w:after="24" w:line="272" w:lineRule="auto"/>
+        <w:spacing w:before="0" w:after="24" w:line="256" w:lineRule="auto"/>
         <w:ind w:left="1300" w:hanging="868"/>
       </w:pPr>
       <w:r>
@@ -2535,25 +2554,25 @@
           <w:rFonts w:ascii="Avenir Next" w:hAnsi="Avenir Next" w:cs="Avenir Next" w:eastAsia="Avenir Next"/>
           <w:b/>
           <w:color w:val="003A70"/>
+          <w:sz w:val="22"/>
+          <w:szCs w:val="18"/>
+        </w:rPr>
+        <w:t xml:space="preserve">Step 2</w:t>
+      </w:r>
+      <w:r>
+        <w:rPr>
+          <w:rFonts w:ascii="Avenir Next" w:hAnsi="Avenir Next" w:cs="Avenir Next" w:eastAsia="Avenir Next"/>
+          <w:color w:val="1A1A1A"/>
           <w:sz w:val="18"/>
           <w:szCs w:val="18"/>
         </w:rPr>
-        <w:t xml:space="preserve">Step 2</w:t>
-      </w:r>
-      <w:r>
-        <w:rPr>
-          <w:rFonts w:ascii="Avenir Next" w:hAnsi="Avenir Next" w:cs="Avenir Next" w:eastAsia="Avenir Next"/>
-          <w:color w:val="1A1A1A"/>
-          <w:sz w:val="18"/>
-          <w:szCs w:val="18"/>
-        </w:rPr>
         <w:tab/>
       </w:r>
       <w:r>
         <w:rPr>
           <w:rFonts w:ascii="Avenir Next" w:hAnsi="Avenir Next" w:cs="Avenir Next" w:eastAsia="Avenir Next"/>
           <w:color w:val="1A1A1A"/>
-          <w:sz w:val="21"/>
+          <w:sz w:val="22"/>
           <w:szCs w:val="21"/>
         </w:rPr>
         <w:t xml:space="preserve">180 ÷ 10 = </w:t>
@@ -2575,7 +2594,7 @@
         <w:tabs>
           <w:tab w:val="left" w:pos="1300"/>
         </w:tabs>
-        <w:spacing w:before="0" w:after="24" w:line="272" w:lineRule="auto"/>
+        <w:spacing w:before="0" w:after="24" w:line="256" w:lineRule="auto"/>
         <w:ind w:left="1300" w:hanging="868"/>
       </w:pPr>
       <w:r>
@@ -2583,35 +2602,35 @@
           <w:rFonts w:ascii="Avenir Next" w:hAnsi="Avenir Next" w:cs="Avenir Next" w:eastAsia="Avenir Next"/>
           <w:b/>
           <w:color w:val="003A70"/>
+          <w:sz w:val="22"/>
+          <w:szCs w:val="18"/>
+        </w:rPr>
+        <w:t xml:space="preserve">Step 3</w:t>
+      </w:r>
+      <w:r>
+        <w:rPr>
+          <w:rFonts w:ascii="Avenir Next" w:hAnsi="Avenir Next" w:cs="Avenir Next" w:eastAsia="Avenir Next"/>
+          <w:color w:val="1A1A1A"/>
           <w:sz w:val="18"/>
           <w:szCs w:val="18"/>
         </w:rPr>
-        <w:t xml:space="preserve">Step 3</w:t>
-      </w:r>
-      <w:r>
-        <w:rPr>
-          <w:rFonts w:ascii="Avenir Next" w:hAnsi="Avenir Next" w:cs="Avenir Next" w:eastAsia="Avenir Next"/>
-          <w:color w:val="1A1A1A"/>
-          <w:sz w:val="18"/>
-          <w:szCs w:val="18"/>
-        </w:rPr>
         <w:tab/>
       </w:r>
       <w:r>
         <w:rPr>
           <w:rFonts w:ascii="Avenir Next" w:hAnsi="Avenir Next" w:cs="Avenir Next" w:eastAsia="Avenir Next"/>
           <w:color w:val="1A1A1A"/>
+          <w:sz w:val="22"/>
+          <w:szCs w:val="21"/>
+        </w:rPr>
+        <w:t xml:space="preserve">18 − 8 = </w:t>
+      </w:r>
+      <w:r>
+        <w:rPr>
+          <w:rFonts w:ascii="Avenir Next" w:hAnsi="Avenir Next" w:cs="Avenir Next" w:eastAsia="Avenir Next"/>
+          <w:color w:val="1A1A1A"/>
           <w:sz w:val="21"/>
           <w:szCs w:val="21"/>
-        </w:rPr>
-        <w:t xml:space="preserve">18 − 8 = </w:t>
-      </w:r>
-      <w:r>
-        <w:rPr>
-          <w:rFonts w:ascii="Avenir Next" w:hAnsi="Avenir Next" w:cs="Avenir Next" w:eastAsia="Avenir Next"/>
-          <w:color w:val="1A1A1A"/>
-          <w:sz w:val="21"/>
-          <w:szCs w:val="21"/>
           <w:u w:val="single"/>
         </w:rPr>
         <w:t xml:space="preserve">                </w:t>
@@ -2620,7 +2639,7 @@
         <w:rPr>
           <w:rFonts w:ascii="Avenir Next" w:hAnsi="Avenir Next" w:cs="Avenir Next" w:eastAsia="Avenir Next"/>
           <w:color w:val="1A1A1A"/>
-          <w:sz w:val="21"/>
+          <w:sz w:val="22"/>
           <w:szCs w:val="21"/>
         </w:rPr>
         <w:t xml:space="preserve"> ft</w:t>
@@ -2633,6 +2652,7 @@
     </w:p>
     <w:p>
       <w:pPr>
+        <w:pStyle w:val="Heading2"/>
         <w:keepNext/>
         <w:pBdr>
           <w:bottom w:val="single" w:sz="8" w:space="3" w:color="003A70"/>
@@ -2648,7 +2668,7 @@
           <w:b/>
           <w:color w:val="003A70"/>
           <w:spacing w:val="14"/>
-          <w:sz w:val="19"/>
+          <w:sz w:val="22"/>
           <w:szCs w:val="19"/>
         </w:rPr>
         <w:t xml:space="preserve">YOUR TURN</w:t>
@@ -2667,7 +2687,7 @@
           <w:rFonts w:ascii="Avenir Next" w:hAnsi="Avenir Next" w:cs="Avenir Next" w:eastAsia="Avenir Next"/>
           <w:i/>
           <w:color w:val="5A5F66"/>
-          <w:sz w:val="17"/>
+          <w:sz w:val="22"/>
           <w:szCs w:val="17"/>
         </w:rPr>
         <w:t xml:space="preserve">use the steps on your own</w:t>
@@ -2717,7 +2737,7 @@
               <w:tabs>
                 <w:tab w:val="left" w:pos="432"/>
               </w:tabs>
-              <w:spacing w:before="90" w:after="40" w:line="268" w:lineRule="auto"/>
+              <w:spacing w:before="90" w:after="40" w:line="254" w:lineRule="auto"/>
               <w:ind w:left="432" w:hanging="432"/>
             </w:pPr>
             <w:r>
@@ -2790,7 +2810,7 @@
                     <w:tabs>
                       <w:tab w:val="left" w:pos="340"/>
                     </w:tabs>
-                    <w:spacing w:before="0" w:after="0" w:line="276" w:lineRule="auto"/>
+                    <w:spacing w:before="0" w:after="0" w:line="258" w:lineRule="auto"/>
                     <w:ind w:left="340" w:hanging="340"/>
                   </w:pPr>
                   <w:r>
@@ -2852,7 +2872,7 @@
                     <w:tabs>
                       <w:tab w:val="left" w:pos="340"/>
                     </w:tabs>
-                    <w:spacing w:before="0" w:after="0" w:line="276" w:lineRule="auto"/>
+                    <w:spacing w:before="0" w:after="0" w:line="258" w:lineRule="auto"/>
                     <w:ind w:left="340" w:hanging="340"/>
                   </w:pPr>
                   <w:r>
@@ -2920,7 +2940,7 @@
                     <w:tabs>
                       <w:tab w:val="left" w:pos="340"/>
                     </w:tabs>
-                    <w:spacing w:before="0" w:after="0" w:line="276" w:lineRule="auto"/>
+                    <w:spacing w:before="0" w:after="0" w:line="258" w:lineRule="auto"/>
                     <w:ind w:left="340" w:hanging="340"/>
                   </w:pPr>
                   <w:r>
@@ -2982,7 +3002,7 @@
                     <w:tabs>
                       <w:tab w:val="left" w:pos="340"/>
                     </w:tabs>
-                    <w:spacing w:before="0" w:after="0" w:line="276" w:lineRule="auto"/>
+                    <w:spacing w:before="0" w:after="0" w:line="258" w:lineRule="auto"/>
                     <w:ind w:left="340" w:hanging="340"/>
                   </w:pPr>
                   <w:r>
@@ -3051,6 +3071,7 @@
     </w:p>
     <w:p>
       <w:pPr>
+        <w:pStyle w:val="Heading2"/>
         <w:keepNext/>
         <w:pBdr>
           <w:bottom w:val="single" w:sz="8" w:space="3" w:color="003A70"/>
@@ -3066,7 +3087,7 @@
           <w:b/>
           <w:color w:val="003A70"/>
           <w:spacing w:val="14"/>
-          <w:sz w:val="19"/>
+          <w:sz w:val="22"/>
           <w:szCs w:val="19"/>
         </w:rPr>
         <w:t xml:space="preserve">READY CHECK</w:t>
@@ -3085,7 +3106,7 @@
           <w:rFonts w:ascii="Avenir Next" w:hAnsi="Avenir Next" w:cs="Avenir Next" w:eastAsia="Avenir Next"/>
           <w:i/>
           <w:color w:val="5A5F66"/>
-          <w:sz w:val="17"/>
+          <w:sz w:val="22"/>
           <w:szCs w:val="17"/>
         </w:rPr>
         <w:t xml:space="preserve">a problem like the one in today’s lesson</w:t>
@@ -3135,7 +3156,7 @@
               <w:tabs>
                 <w:tab w:val="left" w:pos="432"/>
               </w:tabs>
-              <w:spacing w:before="90" w:after="40" w:line="268" w:lineRule="auto"/>
+              <w:spacing w:before="90" w:after="40" w:line="254" w:lineRule="auto"/>
               <w:ind w:left="432" w:hanging="432"/>
             </w:pPr>
             <w:r>
@@ -3209,7 +3230,7 @@
                     <w:tabs>
                       <w:tab w:val="left" w:pos="340"/>
                     </w:tabs>
-                    <w:spacing w:before="0" w:after="0" w:line="264" w:lineRule="auto"/>
+                    <w:spacing w:before="0" w:after="0" w:line="252" w:lineRule="auto"/>
                     <w:ind w:left="340" w:hanging="340"/>
                   </w:pPr>
                   <w:r>
@@ -3217,25 +3238,25 @@
                       <w:rFonts w:ascii="Avenir Next" w:hAnsi="Avenir Next" w:cs="Avenir Next" w:eastAsia="Avenir Next"/>
                       <w:b/>
                       <w:color w:val="003A70"/>
+                      <w:sz w:val="22"/>
+                      <w:szCs w:val="21"/>
+                    </w:rPr>
+                    <w:t xml:space="preserve">A</w:t>
+                  </w:r>
+                  <w:r>
+                    <w:rPr>
+                      <w:rFonts w:ascii="Avenir Next" w:hAnsi="Avenir Next" w:cs="Avenir Next" w:eastAsia="Avenir Next"/>
+                      <w:color w:val="1A1A1A"/>
                       <w:sz w:val="21"/>
                       <w:szCs w:val="21"/>
                     </w:rPr>
-                    <w:t xml:space="preserve">A</w:t>
-                  </w:r>
-                  <w:r>
-                    <w:rPr>
-                      <w:rFonts w:ascii="Avenir Next" w:hAnsi="Avenir Next" w:cs="Avenir Next" w:eastAsia="Avenir Next"/>
-                      <w:color w:val="1A1A1A"/>
-                      <w:sz w:val="21"/>
-                      <w:szCs w:val="21"/>
-                    </w:rPr>
                     <w:tab/>
                   </w:r>
                   <w:r>
                     <w:rPr>
                       <w:rFonts w:ascii="Avenir Next" w:hAnsi="Avenir Next" w:cs="Avenir Next" w:eastAsia="Avenir Next"/>
                       <w:color w:val="1A1A1A"/>
-                      <w:sz w:val="21"/>
+                      <w:sz w:val="22"/>
                       <w:szCs w:val="21"/>
                     </w:rPr>
                     <w:t xml:space="preserve">8 m</w:t>
@@ -3252,7 +3273,7 @@
                     <w:tabs>
                       <w:tab w:val="left" w:pos="340"/>
                     </w:tabs>
-                    <w:spacing w:before="0" w:after="0" w:line="264" w:lineRule="auto"/>
+                    <w:spacing w:before="0" w:after="0" w:line="252" w:lineRule="auto"/>
                     <w:ind w:left="340" w:hanging="340"/>
                   </w:pPr>
                   <w:r>
@@ -3260,25 +3281,25 @@
                       <w:rFonts w:ascii="Avenir Next" w:hAnsi="Avenir Next" w:cs="Avenir Next" w:eastAsia="Avenir Next"/>
                       <w:b/>
                       <w:color w:val="003A70"/>
+                      <w:sz w:val="22"/>
+                      <w:szCs w:val="21"/>
+                    </w:rPr>
+                    <w:t xml:space="preserve">B</w:t>
+                  </w:r>
+                  <w:r>
+                    <w:rPr>
+                      <w:rFonts w:ascii="Avenir Next" w:hAnsi="Avenir Next" w:cs="Avenir Next" w:eastAsia="Avenir Next"/>
+                      <w:color w:val="1A1A1A"/>
                       <w:sz w:val="21"/>
                       <w:szCs w:val="21"/>
                     </w:rPr>
-                    <w:t xml:space="preserve">B</w:t>
-                  </w:r>
-                  <w:r>
-                    <w:rPr>
-                      <w:rFonts w:ascii="Avenir Next" w:hAnsi="Avenir Next" w:cs="Avenir Next" w:eastAsia="Avenir Next"/>
-                      <w:color w:val="1A1A1A"/>
-                      <w:sz w:val="21"/>
-                      <w:szCs w:val="21"/>
-                    </w:rPr>
                     <w:tab/>
                   </w:r>
                   <w:r>
                     <w:rPr>
                       <w:rFonts w:ascii="Avenir Next" w:hAnsi="Avenir Next" w:cs="Avenir Next" w:eastAsia="Avenir Next"/>
                       <w:color w:val="1A1A1A"/>
-                      <w:sz w:val="21"/>
+                      <w:sz w:val="22"/>
                       <w:szCs w:val="21"/>
                     </w:rPr>
                     <w:t xml:space="preserve">16 m</w:t>
@@ -3295,7 +3316,7 @@
                     <w:tabs>
                       <w:tab w:val="left" w:pos="340"/>
                     </w:tabs>
-                    <w:spacing w:before="0" w:after="0" w:line="264" w:lineRule="auto"/>
+                    <w:spacing w:before="0" w:after="0" w:line="252" w:lineRule="auto"/>
                     <w:ind w:left="340" w:hanging="340"/>
                   </w:pPr>
                   <w:r>
@@ -3303,25 +3324,25 @@
                       <w:rFonts w:ascii="Avenir Next" w:hAnsi="Avenir Next" w:cs="Avenir Next" w:eastAsia="Avenir Next"/>
                       <w:b/>
                       <w:color w:val="003A70"/>
+                      <w:sz w:val="22"/>
+                      <w:szCs w:val="21"/>
+                    </w:rPr>
+                    <w:t xml:space="preserve">C</w:t>
+                  </w:r>
+                  <w:r>
+                    <w:rPr>
+                      <w:rFonts w:ascii="Avenir Next" w:hAnsi="Avenir Next" w:cs="Avenir Next" w:eastAsia="Avenir Next"/>
+                      <w:color w:val="1A1A1A"/>
                       <w:sz w:val="21"/>
                       <w:szCs w:val="21"/>
                     </w:rPr>
-                    <w:t xml:space="preserve">C</w:t>
-                  </w:r>
-                  <w:r>
-                    <w:rPr>
-                      <w:rFonts w:ascii="Avenir Next" w:hAnsi="Avenir Next" w:cs="Avenir Next" w:eastAsia="Avenir Next"/>
-                      <w:color w:val="1A1A1A"/>
-                      <w:sz w:val="21"/>
-                      <w:szCs w:val="21"/>
-                    </w:rPr>
                     <w:tab/>
                   </w:r>
                   <w:r>
                     <w:rPr>
                       <w:rFonts w:ascii="Avenir Next" w:hAnsi="Avenir Next" w:cs="Avenir Next" w:eastAsia="Avenir Next"/>
                       <w:color w:val="1A1A1A"/>
-                      <w:sz w:val="21"/>
+                      <w:sz w:val="22"/>
                       <w:szCs w:val="21"/>
                     </w:rPr>
                     <w:t xml:space="preserve">42 m</w:t>
@@ -3338,7 +3359,7 @@
                     <w:tabs>
                       <w:tab w:val="left" w:pos="340"/>
                     </w:tabs>
-                    <w:spacing w:before="0" w:after="0" w:line="264" w:lineRule="auto"/>
+                    <w:spacing w:before="0" w:after="0" w:line="252" w:lineRule="auto"/>
                     <w:ind w:left="340" w:hanging="340"/>
                   </w:pPr>
                   <w:r>
@@ -3346,25 +3367,25 @@
                       <w:rFonts w:ascii="Avenir Next" w:hAnsi="Avenir Next" w:cs="Avenir Next" w:eastAsia="Avenir Next"/>
                       <w:b/>
                       <w:color w:val="003A70"/>
+                      <w:sz w:val="22"/>
+                      <w:szCs w:val="21"/>
+                    </w:rPr>
+                    <w:t xml:space="preserve">D</w:t>
+                  </w:r>
+                  <w:r>
+                    <w:rPr>
+                      <w:rFonts w:ascii="Avenir Next" w:hAnsi="Avenir Next" w:cs="Avenir Next" w:eastAsia="Avenir Next"/>
+                      <w:color w:val="1A1A1A"/>
                       <w:sz w:val="21"/>
                       <w:szCs w:val="21"/>
                     </w:rPr>
-                    <w:t xml:space="preserve">D</w:t>
-                  </w:r>
-                  <w:r>
-                    <w:rPr>
-                      <w:rFonts w:ascii="Avenir Next" w:hAnsi="Avenir Next" w:cs="Avenir Next" w:eastAsia="Avenir Next"/>
-                      <w:color w:val="1A1A1A"/>
-                      <w:sz w:val="21"/>
-                      <w:szCs w:val="21"/>
-                    </w:rPr>
                     <w:tab/>
                   </w:r>
                   <w:r>
                     <w:rPr>
                       <w:rFonts w:ascii="Avenir Next" w:hAnsi="Avenir Next" w:cs="Avenir Next" w:eastAsia="Avenir Next"/>
                       <w:color w:val="1A1A1A"/>
-                      <w:sz w:val="21"/>
+                      <w:sz w:val="22"/>
                       <w:szCs w:val="21"/>
                     </w:rPr>
                     <w:t xml:space="preserve">288 m</w:t>
@@ -3413,19 +3434,42 @@
         <w:tblLook w:val="0000" w:firstRow="0" w:lastRow="0" w:firstColumn="0" w:lastColumn="0" w:noHBand="1" w:noVBand="1"/>
       </w:tblPr>
       <w:tblGrid>
-        <w:gridCol w:w="2000"/>
-        <w:gridCol w:w="2300"/>
-        <w:gridCol w:w="2100"/>
-        <w:gridCol w:w="3104"/>
+        <w:gridCol w:w="1750"/>
+        <w:gridCol w:w="2500"/>
+        <w:gridCol w:w="2200"/>
+        <w:gridCol w:w="3054"/>
       </w:tblGrid>
       <w:tr>
         <w:trPr>
           <w:cantSplit/>
-          <w:trHeight w:val="320" w:hRule="atLeast"/>
+          <w:trHeight w:val="300" w:hRule="atLeast"/>
         </w:trPr>
         <w:tc>
           <w:tcPr>
-            <w:tcW w:w="2000" w:type="dxa"/>
+            <w:tcW w:w="1750" w:type="dxa"/>
+            <w:vAlign w:val="center"/>
+          </w:tcPr>
+          <w:p>
+            <w:pPr>
+              <w:pStyle w:val="Heading2"/>
+              <w:spacing w:before="0" w:after="0" w:line="240" w:lineRule="auto"/>
+            </w:pPr>
+            <w:r>
+              <w:rPr>
+                <w:rFonts w:ascii="Avenir Next" w:hAnsi="Avenir Next" w:cs="Avenir Next" w:eastAsia="Avenir Next"/>
+                <w:b/>
+                <w:color w:val="003A70"/>
+                <w:spacing w:val="12"/>
+                <w:sz w:val="15"/>
+                <w:szCs w:val="15"/>
+              </w:rPr>
+              <w:t xml:space="preserve">CHECK YOURSELF</w:t>
+            </w:r>
+          </w:p>
+        </w:tc>
+        <w:tc>
+          <w:tcPr>
+            <w:tcW w:w="2500" w:type="dxa"/>
             <w:vAlign w:val="center"/>
           </w:tcPr>
           <w:p>
@@ -3434,20 +3478,27 @@
             </w:pPr>
             <w:r>
               <w:rPr>
-                <w:rFonts w:ascii="Avenir Next" w:hAnsi="Avenir Next" w:cs="Avenir Next" w:eastAsia="Avenir Next"/>
-                <w:b/>
-                <w:color w:val="003A70"/>
-                <w:spacing w:val="12"/>
-                <w:sz w:val="15"/>
-                <w:szCs w:val="15"/>
-              </w:rPr>
-              <w:t xml:space="preserve">CHECK YOURSELF</w:t>
+                <w:rFonts w:ascii="Arial" w:hAnsi="Arial" w:cs="Arial" w:eastAsia="Arial"/>
+                <w:color w:val="1A1A1A"/>
+                <w:sz w:val="20"/>
+                <w:szCs w:val="20"/>
+              </w:rPr>
+              <w:t xml:space="preserve">□</w:t>
+            </w:r>
+            <w:r>
+              <w:rPr>
+                <w:rFonts w:ascii="Avenir Next" w:hAnsi="Avenir Next" w:cs="Avenir Next" w:eastAsia="Avenir Next"/>
+                <w:color w:val="1A1A1A"/>
+                <w:sz w:val="17"/>
+                <w:szCs w:val="17"/>
+              </w:rPr>
+              <w:t xml:space="preserve">  I can do this on my own</w:t>
             </w:r>
           </w:p>
         </w:tc>
         <w:tc>
           <w:tcPr>
-            <w:tcW w:w="2300" w:type="dxa"/>
+            <w:tcW w:w="2200" w:type="dxa"/>
             <w:vAlign w:val="center"/>
           </w:tcPr>
           <w:p>
@@ -3458,8 +3509,8 @@
               <w:rPr>
                 <w:rFonts w:ascii="Arial" w:hAnsi="Arial" w:cs="Arial" w:eastAsia="Arial"/>
                 <w:color w:val="1A1A1A"/>
-                <w:sz w:val="24"/>
-                <w:szCs w:val="24"/>
+                <w:sz w:val="20"/>
+                <w:szCs w:val="20"/>
               </w:rPr>
               <w:t xml:space="preserve">□</w:t>
             </w:r>
@@ -3470,13 +3521,13 @@
                 <w:sz w:val="17"/>
                 <w:szCs w:val="17"/>
               </w:rPr>
-              <w:t xml:space="preserve">  I can do this on my own</w:t>
+              <w:t xml:space="preserve">  I need a little help</w:t>
             </w:r>
           </w:p>
         </w:tc>
         <w:tc>
           <w:tcPr>
-            <w:tcW w:w="2100" w:type="dxa"/>
+            <w:tcW w:w="3054" w:type="dxa"/>
             <w:vAlign w:val="center"/>
           </w:tcPr>
           <w:p>
@@ -3487,37 +3538,8 @@
               <w:rPr>
                 <w:rFonts w:ascii="Arial" w:hAnsi="Arial" w:cs="Arial" w:eastAsia="Arial"/>
                 <w:color w:val="1A1A1A"/>
-                <w:sz w:val="24"/>
-                <w:szCs w:val="24"/>
-              </w:rPr>
-              <w:t xml:space="preserve">□</w:t>
-            </w:r>
-            <w:r>
-              <w:rPr>
-                <w:rFonts w:ascii="Avenir Next" w:hAnsi="Avenir Next" w:cs="Avenir Next" w:eastAsia="Avenir Next"/>
-                <w:color w:val="1A1A1A"/>
-                <w:sz w:val="17"/>
-                <w:szCs w:val="17"/>
-              </w:rPr>
-              <w:t xml:space="preserve">  I need a little help</w:t>
-            </w:r>
-          </w:p>
-        </w:tc>
-        <w:tc>
-          <w:tcPr>
-            <w:tcW w:w="3104" w:type="dxa"/>
-            <w:vAlign w:val="center"/>
-          </w:tcPr>
-          <w:p>
-            <w:pPr>
-              <w:spacing w:before="0" w:after="0" w:line="240" w:lineRule="auto"/>
-            </w:pPr>
-            <w:r>
-              <w:rPr>
-                <w:rFonts w:ascii="Arial" w:hAnsi="Arial" w:cs="Arial" w:eastAsia="Arial"/>
-                <w:color w:val="1A1A1A"/>
-                <w:sz w:val="24"/>
-                <w:szCs w:val="24"/>
+                <w:sz w:val="20"/>
+                <w:szCs w:val="20"/>
               </w:rPr>
               <w:t xml:space="preserve">□</w:t>
             </w:r>
@@ -3552,7 +3574,7 @@
     <w:sectPr>
       <w:footerReference w:type="default" r:id="rIdFooter1"/>
       <w:pgSz w:w="12240" w:h="15840"/>
-      <w:pgMar w:top="893" w:right="1224" w:bottom="835" w:left="1512" w:header="432" w:footer="432" w:gutter="0"/>
+      <w:pgMar w:top="780" w:right="1224" w:bottom="760" w:left="1512" w:header="432" w:footer="432" w:gutter="0"/>
       <w:cols w:space="720"/>
     </w:sectPr>
   </w:body>
@@ -3632,7 +3654,106 @@
               <w:sz w:val="15"/>
               <w:szCs w:val="15"/>
             </w:rPr>
-            <w:t xml:space="preserve">Lesson 5-3  ·  Session 2  ·  Prerequisite Practice B</w:t>
+            <w:t xml:space="preserve">5-3 · Page </w:t>
+          </w:r>
+          <w:r>
+            <w:rPr>
+              <w:rFonts w:ascii="Avenir Next" w:hAnsi="Avenir Next" w:cs="Avenir Next" w:eastAsia="Avenir Next"/>
+              <w:color w:val="5A5F66"/>
+              <w:sz w:val="15"/>
+              <w:szCs w:val="15"/>
+            </w:rPr>
+            <w:fldChar w:fldCharType="begin"/>
+          </w:r>
+          <w:r>
+            <w:rPr>
+              <w:rFonts w:ascii="Avenir Next" w:hAnsi="Avenir Next" w:cs="Avenir Next" w:eastAsia="Avenir Next"/>
+              <w:color w:val="5A5F66"/>
+              <w:sz w:val="15"/>
+              <w:szCs w:val="15"/>
+            </w:rPr>
+            <w:instrText xml:space="preserve"> PAGE </w:instrText>
+          </w:r>
+          <w:r>
+            <w:rPr>
+              <w:rFonts w:ascii="Avenir Next" w:hAnsi="Avenir Next" w:cs="Avenir Next" w:eastAsia="Avenir Next"/>
+              <w:color w:val="5A5F66"/>
+              <w:sz w:val="15"/>
+              <w:szCs w:val="15"/>
+            </w:rPr>
+            <w:fldChar w:fldCharType="separate"/>
+          </w:r>
+          <w:r>
+            <w:rPr>
+              <w:rFonts w:ascii="Avenir Next" w:hAnsi="Avenir Next" w:cs="Avenir Next" w:eastAsia="Avenir Next"/>
+              <w:color w:val="5A5F66"/>
+              <w:sz w:val="15"/>
+              <w:szCs w:val="15"/>
+            </w:rPr>
+            <w:t xml:space="preserve">1</w:t>
+          </w:r>
+          <w:r>
+            <w:rPr>
+              <w:rFonts w:ascii="Avenir Next" w:hAnsi="Avenir Next" w:cs="Avenir Next" w:eastAsia="Avenir Next"/>
+              <w:color w:val="5A5F66"/>
+              <w:sz w:val="15"/>
+              <w:szCs w:val="15"/>
+            </w:rPr>
+            <w:fldChar w:fldCharType="end"/>
+          </w:r>
+          <w:r>
+            <w:rPr>
+              <w:rFonts w:ascii="Avenir Next" w:hAnsi="Avenir Next" w:cs="Avenir Next" w:eastAsia="Avenir Next"/>
+              <w:color w:val="5A5F66"/>
+              <w:sz w:val="15"/>
+              <w:szCs w:val="15"/>
+            </w:rPr>
+            <w:t xml:space="preserve"> of </w:t>
+          </w:r>
+          <w:r>
+            <w:rPr>
+              <w:rFonts w:ascii="Avenir Next" w:hAnsi="Avenir Next" w:cs="Avenir Next" w:eastAsia="Avenir Next"/>
+              <w:color w:val="5A5F66"/>
+              <w:sz w:val="15"/>
+              <w:szCs w:val="15"/>
+            </w:rPr>
+            <w:fldChar w:fldCharType="begin"/>
+          </w:r>
+          <w:r>
+            <w:rPr>
+              <w:rFonts w:ascii="Avenir Next" w:hAnsi="Avenir Next" w:cs="Avenir Next" w:eastAsia="Avenir Next"/>
+              <w:color w:val="5A5F66"/>
+              <w:sz w:val="15"/>
+              <w:szCs w:val="15"/>
+            </w:rPr>
+            <w:instrText xml:space="preserve"> NUMPAGES </w:instrText>
+          </w:r>
+          <w:r>
+            <w:rPr>
+              <w:rFonts w:ascii="Avenir Next" w:hAnsi="Avenir Next" w:cs="Avenir Next" w:eastAsia="Avenir Next"/>
+              <w:color w:val="5A5F66"/>
+              <w:sz w:val="15"/>
+              <w:szCs w:val="15"/>
+            </w:rPr>
+            <w:fldChar w:fldCharType="separate"/>
+          </w:r>
+          <w:r>
+            <w:rPr>
+              <w:rFonts w:ascii="Avenir Next" w:hAnsi="Avenir Next" w:cs="Avenir Next" w:eastAsia="Avenir Next"/>
+              <w:color w:val="5A5F66"/>
+              <w:sz w:val="15"/>
+              <w:szCs w:val="15"/>
+            </w:rPr>
+            <w:t xml:space="preserve">1</w:t>
+          </w:r>
+          <w:r>
+            <w:rPr>
+              <w:rFonts w:ascii="Avenir Next" w:hAnsi="Avenir Next" w:cs="Avenir Next" w:eastAsia="Avenir Next"/>
+              <w:color w:val="5A5F66"/>
+              <w:sz w:val="15"/>
+              <w:szCs w:val="15"/>
+            </w:rPr>
+            <w:fldChar w:fldCharType="end"/>
           </w:r>
         </w:p>
       </w:tc>
@@ -3675,5 +3796,23 @@
       </w:tblCellMar>
     </w:tblPr>
   </w:style>
+  <w:style w:type="paragraph" w:styleId="Heading1">
+    <w:name w:val="heading 1"/>
+    <w:basedOn w:val="Normal"/>
+    <w:pPr>
+      <w:outlineLvl w:val="0"/>
+      <w:keepNext w:val="0"/>
+      <w:keepLines w:val="0"/>
+    </w:pPr>
+  </w:style>
+  <w:style w:type="paragraph" w:styleId="Heading2">
+    <w:name w:val="heading 2"/>
+    <w:basedOn w:val="Normal"/>
+    <w:pPr>
+      <w:outlineLvl w:val="1"/>
+      <w:keepNext w:val="0"/>
+      <w:keepLines w:val="0"/>
+    </w:pPr>
+  </w:style>
 </w:styles>
 </file>